--- a/docs/graduation/01_comparison_report.docx
+++ b/docs/graduation/01_comparison_report.docx
@@ -1671,7 +1671,7 @@
               <w:rPr>
                 <w:rStyle w:val="VerbatimChar"/>
               </w:rPr>
-              <w:t xml:space="preserve">CLAUDE.md</w:t>
+              <w:t xml:space="preserve">CONTRIBUTING.md</w:t>
             </w:r>
             <w:r>
               <w:t xml:space="preserve">, 493 tests</w:t>
